--- a/CÔNG TY TNHH TKT(VN)/TKT_HoSoGiaiThe_31-07-2026/TKT_GiayUyQuyen_31-07-2026.docx
+++ b/CÔNG TY TNHH TKT(VN)/TKT_HoSoGiaiThe_31-07-2026/TKT_GiayUyQuyen_31-07-2026.docx
@@ -62,52 +62,20 @@
       </w:pPr>
       <w:r>
         <w:rPr>
-          <w:rFonts w:ascii="Times New Roman" w:hAnsi="Times New Roman" w:cs="Times New Roman"/>
-          <w:color w:val="000000" w:themeColor="text1"/>
-          <w:sz w:val="24"/>
-          <w:szCs w:val="24"/>
-        </w:rPr>
-        <w:t>Bình Dương, ngày 31 tháng 7 năm 2026</w:t>
-      </w:r>
-      <w:r>
-        <w:rPr>
-          <w:rFonts w:ascii="Times New Roman" w:hAnsi="Times New Roman" w:cs="Times New Roman"/>
-          <w:color w:val="000000" w:themeColor="text1"/>
-          <w:sz w:val="24"/>
-          <w:szCs w:val="24"/>
-        </w:rPr>
-      </w:r>
-      <w:r>
-        <w:rPr>
-          <w:rFonts w:ascii="Times New Roman" w:hAnsi="Times New Roman" w:cs="Times New Roman"/>
-          <w:color w:val="000000" w:themeColor="text1"/>
-          <w:sz w:val="24"/>
-          <w:szCs w:val="24"/>
-        </w:rPr>
-      </w:r>
-      <w:r>
-        <w:rPr>
-          <w:rFonts w:ascii="Times New Roman" w:hAnsi="Times New Roman" w:cs="Times New Roman"/>
-          <w:color w:val="000000" w:themeColor="text1"/>
-          <w:sz w:val="24"/>
-          <w:szCs w:val="24"/>
-        </w:rPr>
-      </w:r>
-      <w:r>
-        <w:rPr>
-          <w:rFonts w:ascii="Times New Roman" w:hAnsi="Times New Roman" w:cs="Times New Roman"/>
-          <w:color w:val="000000" w:themeColor="text1"/>
-          <w:sz w:val="24"/>
-          <w:szCs w:val="24"/>
-        </w:rPr>
-      </w:r>
-      <w:r>
-        <w:rPr>
-          <w:rFonts w:ascii="Times New Roman" w:hAnsi="Times New Roman" w:cs="Times New Roman"/>
-          <w:color w:val="000000" w:themeColor="text1"/>
-          <w:sz w:val="24"/>
-          <w:szCs w:val="24"/>
-        </w:rPr>
+          <w:rFonts w:ascii="Times New Roman" w:eastAsia="Times New Roman" w:hAnsi="Times New Roman" w:cs="Times New Roman"/>
+        </w:rPr>
+        <w:t>TP Hồ Chí Minh</w:t>
+      </w:r>
+      <w:bookmarkStart w:id="0" w:name="_GoBack"/>
+      <w:bookmarkEnd w:id="0"/>
+      <w:r>
+        <w:rPr>
+          <w:rFonts w:ascii="Times New Roman" w:hAnsi="Times New Roman" w:cs="Times New Roman"/>
+          <w:color w:val="000000" w:themeColor="text1"/>
+          <w:sz w:val="24"/>
+          <w:szCs w:val="24"/>
+        </w:rPr>
+        <w:t>, ngày 31 tháng 7 năm 2026</w:t>
       </w:r>
     </w:p>
     <w:p>
@@ -155,26 +123,6 @@
         </w:rPr>
         <w:t xml:space="preserve"> Kính gửi: PHÒNG ĐĂNG KÝ KINH DOANH TỈNH BÌNH DƯƠNG</w:t>
       </w:r>
-      <w:r>
-        <w:rPr>
-          <w:rFonts w:ascii="Times New Roman" w:hAnsi="Times New Roman" w:cs="Times New Roman"/>
-          <w:b/>
-          <w:bCs/>
-          <w:color w:val="000000" w:themeColor="text1"/>
-          <w:sz w:val="24"/>
-          <w:szCs w:val="24"/>
-        </w:rPr>
-      </w:r>
-      <w:r>
-        <w:rPr>
-          <w:rFonts w:ascii="Times New Roman" w:hAnsi="Times New Roman" w:cs="Times New Roman"/>
-          <w:b/>
-          <w:bCs/>
-          <w:color w:val="000000" w:themeColor="text1"/>
-          <w:sz w:val="24"/>
-          <w:szCs w:val="24"/>
-        </w:rPr>
-      </w:r>
     </w:p>
     <w:p>
       <w:pPr>
@@ -337,7 +285,7 @@
           <w:szCs w:val="24"/>
           <w:lang w:val="vi-VN"/>
         </w:rPr>
-        <w:t>Số 131P, đường Chòm Sao, Khu Phố Hưng Lộc, Phường Hưng Định, Thành phố Thuận An, Tỉnh Bình Dương, Việt Nam</w:t>
+        <w:t>Số 131P, đường Chòm Sao, Khu Phố Hưng Lộc, Phường Thuận An, TP Hồ Chí Minh, Việt Nam</w:t>
       </w:r>
     </w:p>
     <w:p>
@@ -370,8 +318,6 @@
         </w:rPr>
         <w:t>0938313731</w:t>
       </w:r>
-      <w:bookmarkStart w:id="0" w:name="_GoBack"/>
-      <w:bookmarkEnd w:id="0"/>
     </w:p>
     <w:p>
       <w:pPr>
@@ -401,15 +347,6 @@
           <w:szCs w:val="24"/>
         </w:rPr>
         <w:t>phamvannhat1984@gmail.com</w:t>
-      </w:r>
-      <w:r>
-        <w:rPr>
-          <w:rFonts w:ascii="Times New Roman" w:hAnsi="Times New Roman" w:cs="Times New Roman"/>
-          <w:color w:val="000000" w:themeColor="text1"/>
-          <w:sz w:val="24"/>
-          <w:szCs w:val="24"/>
-          <w:lang w:val="vi-VN"/>
-        </w:rPr>
       </w:r>
     </w:p>
     <w:p>
@@ -846,6 +783,7 @@
           <w:szCs w:val="24"/>
           <w:lang w:val="vi-VN"/>
         </w:rPr>
+        <w:lastRenderedPageBreak/>
         <w:t xml:space="preserve">Tôi theo đây xác nhận và chấp thuận mọi hành động được thực hiện bởi </w:t>
       </w:r>
       <w:r>
@@ -891,67 +829,6 @@
         </w:rPr>
         <w:t>Giấy Ủy quyền này có hiệu lực kể từ ngày 31 tháng 07 năm 2026 cho đến khi công việc được hoàn tất./.</w:t>
       </w:r>
-      <w:r>
-        <w:rPr>
-          <w:rFonts w:ascii="Times New Roman" w:hAnsi="Times New Roman" w:cs="Times New Roman"/>
-          <w:color w:val="000000" w:themeColor="text1"/>
-          <w:sz w:val="24"/>
-          <w:szCs w:val="24"/>
-          <w:lang w:val="vi-VN"/>
-        </w:rPr>
-      </w:r>
-      <w:r>
-        <w:rPr>
-          <w:rFonts w:ascii="Times New Roman" w:hAnsi="Times New Roman" w:cs="Times New Roman"/>
-          <w:color w:val="000000" w:themeColor="text1"/>
-          <w:sz w:val="24"/>
-          <w:szCs w:val="24"/>
-        </w:rPr>
-      </w:r>
-      <w:r>
-        <w:rPr>
-          <w:rFonts w:ascii="Times New Roman" w:hAnsi="Times New Roman" w:cs="Times New Roman"/>
-          <w:color w:val="000000" w:themeColor="text1"/>
-          <w:sz w:val="24"/>
-          <w:szCs w:val="24"/>
-          <w:lang w:val="vi-VN"/>
-        </w:rPr>
-      </w:r>
-      <w:r>
-        <w:rPr>
-          <w:rFonts w:ascii="Times New Roman" w:hAnsi="Times New Roman" w:cs="Times New Roman"/>
-          <w:color w:val="000000" w:themeColor="text1"/>
-          <w:sz w:val="24"/>
-          <w:szCs w:val="24"/>
-        </w:rPr>
-      </w:r>
-      <w:r>
-        <w:rPr>
-          <w:rFonts w:ascii="Times New Roman" w:hAnsi="Times New Roman" w:cs="Times New Roman"/>
-          <w:color w:val="000000" w:themeColor="text1"/>
-          <w:sz w:val="24"/>
-          <w:szCs w:val="24"/>
-          <w:lang w:val="vi-VN"/>
-        </w:rPr>
-      </w:r>
-      <w:r>
-        <w:rPr>
-          <w:rFonts w:ascii="Times New Roman" w:hAnsi="Times New Roman" w:cs="Times New Roman"/>
-          <w:color w:val="000000" w:themeColor="text1"/>
-          <w:sz w:val="24"/>
-          <w:szCs w:val="24"/>
-          <w:lang w:val="vi-VN"/>
-        </w:rPr>
-      </w:r>
-      <w:r>
-        <w:rPr>
-          <w:rFonts w:ascii="Times New Roman" w:hAnsi="Times New Roman" w:cs="Times New Roman"/>
-          <w:color w:val="000000" w:themeColor="text1"/>
-          <w:sz w:val="24"/>
-          <w:szCs w:val="24"/>
-          <w:lang w:val="vi-VN"/>
-        </w:rPr>
-      </w:r>
     </w:p>
     <w:p>
       <w:pPr>
@@ -1033,8 +910,8 @@
       </w:r>
     </w:p>
     <w:sectPr>
-      <w:headerReference w:type="default" r:id="rId11"/>
-      <w:footerReference w:type="default" r:id="rId12"/>
+      <w:headerReference w:type="default" r:id="rId9"/>
+      <w:footerReference w:type="default" r:id="rId10"/>
       <w:pgSz w:w="12240" w:h="15840"/>
       <w:pgMar w:top="540" w:right="1440" w:bottom="810" w:left="1440" w:header="720" w:footer="720" w:gutter="0"/>
       <w:cols w:space="720"/>
@@ -1070,12 +947,8 @@
 </file>
 
 <file path=word/footer1.xml><?xml version="1.0" encoding="utf-8"?>
-<w:ftr xmlns:m="http://schemas.openxmlformats.org/officeDocument/2006/math" xmlns:mc="http://schemas.openxmlformats.org/markup-compatibility/2006" xmlns:mo="http://schemas.microsoft.com/office/mac/office/2008/main" xmlns:mv="urn:schemas-microsoft-com:mac:vml" xmlns:o="urn:schemas-microsoft-com:office:office" xmlns:r="http://schemas.openxmlformats.org/officeDocument/2006/relationships" xmlns:v="urn:schemas-microsoft-com:vml" xmlns:w10="urn:schemas-microsoft-com:office:word" xmlns:w14="http://schemas.microsoft.com/office/word/2010/wordml" xmlns:w="http://schemas.openxmlformats.org/wordprocessingml/2006/main" xmlns:wne="http://schemas.microsoft.com/office/word/2006/wordml" xmlns:wp14="http://schemas.microsoft.com/office/word/2010/wordprocessingDrawing" xmlns:wp="http://schemas.openxmlformats.org/drawingml/2006/wordprocessingDrawing" xmlns:wpc="http://schemas.microsoft.com/office/word/2010/wordprocessingCanvas" xmlns:wpg="http://schemas.microsoft.com/office/word/2010/wordprocessingGroup" xmlns:wpi="http://schemas.microsoft.com/office/word/2010/wordprocessingInk" xmlns:wps="http://schemas.microsoft.com/office/word/2010/wordprocessingShape" mc:Ignorable="w14 wp14">
-  <w:p>
-    <w:pPr>
-      <w:pStyle w:val="Footer"/>
-    </w:pPr>
-  </w:p>
+<w:ftr xmlns:wpc="http://schemas.microsoft.com/office/word/2010/wordprocessingCanvas" xmlns:cx="http://schemas.microsoft.com/office/drawing/2014/chartex" xmlns:cx1="http://schemas.microsoft.com/office/drawing/2015/9/8/chartex" xmlns:mc="http://schemas.openxmlformats.org/markup-compatibility/2006" xmlns:o="urn:schemas-microsoft-com:office:office" xmlns:r="http://schemas.openxmlformats.org/officeDocument/2006/relationships" xmlns:m="http://schemas.openxmlformats.org/officeDocument/2006/math" xmlns:v="urn:schemas-microsoft-com:vml" xmlns:wp14="http://schemas.microsoft.com/office/word/2010/wordprocessingDrawing" xmlns:wp="http://schemas.openxmlformats.org/drawingml/2006/wordprocessingDrawing" xmlns:w10="urn:schemas-microsoft-com:office:word" xmlns:w="http://schemas.openxmlformats.org/wordprocessingml/2006/main" xmlns:w14="http://schemas.microsoft.com/office/word/2010/wordml" xmlns:w15="http://schemas.microsoft.com/office/word/2012/wordml" xmlns:w16se="http://schemas.microsoft.com/office/word/2015/wordml/symex" xmlns:wpg="http://schemas.microsoft.com/office/word/2010/wordprocessingGroup" xmlns:wpi="http://schemas.microsoft.com/office/word/2010/wordprocessingInk" xmlns:wne="http://schemas.microsoft.com/office/word/2006/wordml" xmlns:wps="http://schemas.microsoft.com/office/word/2010/wordprocessingShape" mc:Ignorable="w14 w15 w16se wp14">
+  <w:p/>
 </w:ftr>
 </file>
 
@@ -1105,12 +978,8 @@
 </file>
 
 <file path=word/header1.xml><?xml version="1.0" encoding="utf-8"?>
-<w:hdr xmlns:m="http://schemas.openxmlformats.org/officeDocument/2006/math" xmlns:mc="http://schemas.openxmlformats.org/markup-compatibility/2006" xmlns:mo="http://schemas.microsoft.com/office/mac/office/2008/main" xmlns:mv="urn:schemas-microsoft-com:mac:vml" xmlns:o="urn:schemas-microsoft-com:office:office" xmlns:r="http://schemas.openxmlformats.org/officeDocument/2006/relationships" xmlns:v="urn:schemas-microsoft-com:vml" xmlns:w10="urn:schemas-microsoft-com:office:word" xmlns:w14="http://schemas.microsoft.com/office/word/2010/wordml" xmlns:w="http://schemas.openxmlformats.org/wordprocessingml/2006/main" xmlns:wne="http://schemas.microsoft.com/office/word/2006/wordml" xmlns:wp14="http://schemas.microsoft.com/office/word/2010/wordprocessingDrawing" xmlns:wp="http://schemas.openxmlformats.org/drawingml/2006/wordprocessingDrawing" xmlns:wpc="http://schemas.microsoft.com/office/word/2010/wordprocessingCanvas" xmlns:wpg="http://schemas.microsoft.com/office/word/2010/wordprocessingGroup" xmlns:wpi="http://schemas.microsoft.com/office/word/2010/wordprocessingInk" xmlns:wps="http://schemas.microsoft.com/office/word/2010/wordprocessingShape" mc:Ignorable="w14 wp14">
-  <w:p>
-    <w:pPr>
-      <w:pStyle w:val="Header"/>
-    </w:pPr>
-  </w:p>
+<w:hdr xmlns:wpc="http://schemas.microsoft.com/office/word/2010/wordprocessingCanvas" xmlns:cx="http://schemas.microsoft.com/office/drawing/2014/chartex" xmlns:cx1="http://schemas.microsoft.com/office/drawing/2015/9/8/chartex" xmlns:mc="http://schemas.openxmlformats.org/markup-compatibility/2006" xmlns:o="urn:schemas-microsoft-com:office:office" xmlns:r="http://schemas.openxmlformats.org/officeDocument/2006/relationships" xmlns:m="http://schemas.openxmlformats.org/officeDocument/2006/math" xmlns:v="urn:schemas-microsoft-com:vml" xmlns:wp14="http://schemas.microsoft.com/office/word/2010/wordprocessingDrawing" xmlns:wp="http://schemas.openxmlformats.org/drawingml/2006/wordprocessingDrawing" xmlns:w10="urn:schemas-microsoft-com:office:word" xmlns:w="http://schemas.openxmlformats.org/wordprocessingml/2006/main" xmlns:w14="http://schemas.microsoft.com/office/word/2010/wordml" xmlns:w15="http://schemas.microsoft.com/office/word/2012/wordml" xmlns:w16se="http://schemas.microsoft.com/office/word/2015/wordml/symex" xmlns:wpg="http://schemas.microsoft.com/office/word/2010/wordprocessingGroup" xmlns:wpi="http://schemas.microsoft.com/office/word/2010/wordprocessingInk" xmlns:wne="http://schemas.microsoft.com/office/word/2006/wordml" xmlns:wps="http://schemas.microsoft.com/office/word/2010/wordprocessingShape" mc:Ignorable="w14 w15 w16se wp14">
+  <w:p/>
 </w:hdr>
 </file>
 
